--- a/Project/Documentation/Project_Topic_Document_Maclean_bj.docx
+++ b/Project/Documentation/Project_Topic_Document_Maclean_bj.docx
@@ -874,13 +874,21 @@
           <w:tcPr>
             <w:tcW w:w="2187" w:type="dxa"/>
           </w:tcPr>
-          <w:p/>
+          <w:p>
+            <w:r>
+              <w:t>String</w:t>
+            </w:r>
+          </w:p>
         </w:tc>
         <w:tc>
           <w:tcPr>
             <w:tcW w:w="4813" w:type="dxa"/>
           </w:tcPr>
-          <w:p/>
+          <w:p>
+            <w:r>
+              <w:t>Either player1Name or player2Name</w:t>
+            </w:r>
+          </w:p>
         </w:tc>
       </w:tr>
     </w:tbl>
